--- a/library/intune-solutions/ios-lock-down-profile-shared-devices-intune/v1.0.0/deliverables/IOSLD-Solution.docx
+++ b/library/intune-solutions/ios-lock-down-profile-shared-devices-intune/v1.0.0/deliverables/IOSLD-Solution.docx
@@ -91,7 +91,7 @@
         <w:rPr>
           <w:b/>
         </w:rPr>
-        <w:t>Phoenixtekk Workplace Marketplace · Intune Solutions</w:t>
+        <w:t>White-label · Intune Solutions</w:t>
       </w:r>
     </w:p>
     <w:p>
@@ -377,7 +377,7 @@
         <w:pStyle w:val="Heading2"/>
       </w:pPr>
       <w:r>
-        <w:t>The Phoenixtekk deployment model</w:t>
+        <w:t>The standard deployment model</w:t>
       </w:r>
     </w:p>
     <w:p>
@@ -1268,7 +1268,7 @@
         <w:pStyle w:val="Heading2"/>
       </w:pPr>
       <w:r>
-        <w:t>The standard Phoenixtekk deployment model</w:t>
+        <w:t>The standard deployment model</w:t>
       </w:r>
     </w:p>
     <w:p>
@@ -1280,7 +1280,7 @@
           <w:i/>
           <w:color w:val="2E86C1"/>
         </w:rPr>
-        <w:t>Connect Apple (APNs + ADE) → create the shared no-affinity and corporate user-affinity enrollment profiles → build the lock-down (restrictions + optional kiosk) for shared and the lighter baseline for corporate → add compliance and access → pilot one of each → validate → expand. Phoenixtekk pattern: Assess → Configure → Pilot → Validate → Expand.</w:t>
+        <w:t>Connect Apple (APNs + ADE) → create the shared no-affinity and corporate user-affinity enrollment profiles → build the lock-down (restrictions + optional kiosk) for shared and the lighter baseline for corporate → add compliance and access → pilot one of each → validate → expand. repeatable pattern: Assess → Configure → Pilot → Validate → Expand.</w:t>
       </w:r>
     </w:p>
     <w:p>
@@ -2407,7 +2407,7 @@
         <w:t>every</w:t>
       </w:r>
       <w:r>
-        <w:t xml:space="preserve"> Phoenixtekk solution in the </w:t>
+        <w:t xml:space="preserve"> solution in the </w:t>
       </w:r>
       <w:r>
         <w:rPr>
@@ -2717,7 +2717,7 @@
         <w:t>Why:</w:t>
       </w:r>
       <w:r>
-        <w:t xml:space="preserve"> Every Phoenixtekk solution is piloted before fleet rollout. </w:t>
+        <w:t xml:space="preserve"> Every solution is piloted before fleet rollout. </w:t>
       </w:r>
       <w:r>
         <w:rPr>
@@ -2915,7 +2915,7 @@
         <w:rPr>
           <w:b/>
         </w:rPr>
-        <w:t>The Phoenixtekk deployment model (all solutions):</w:t>
+        <w:t>The standard deployment model (all solutions):</w:t>
       </w:r>
       <w:r>
         <w:t xml:space="preserve"> </w:t>
@@ -9203,7 +9203,7 @@
         <w:pStyle w:val="ListBullet"/>
       </w:pPr>
       <w:r>
-        <w:t xml:space="preserve">A repeatable process following the Phoenixtekk model: </w:t>
+        <w:t xml:space="preserve">A repeatable process following the repeatable model: </w:t>
       </w:r>
       <w:r>
         <w:rPr>

--- a/library/intune-solutions/ios-lock-down-profile-shared-devices-intune/v1.0.0/deliverables/IOSLD-Solution.docx
+++ b/library/intune-solutions/ios-lock-down-profile-shared-devices-intune/v1.0.0/deliverables/IOSLD-Solution.docx
@@ -2220,46 +2220,172 @@
       </w:r>
     </w:p>
     <w:p>
-      <w:r>
-        <w:t>__________________________________________________</w:t>
-      </w:r>
-    </w:p>
-    <w:p>
       <w:pPr>
         <w:pStyle w:val="Heading2"/>
       </w:pPr>
       <w:r>
-        <w:t>Checklist</w:t>
-      </w:r>
-    </w:p>
-    <w:p>
-      <w:pPr>
-        <w:pStyle w:val="ListBullet"/>
-      </w:pPr>
-      <w:r>
-        <w:t xml:space="preserve">Apple MDM Push (APNs) certificate Active — </w:t>
+        <w:t>R11. Enrollment-time grouping owner for the shared group (Intune Provisioning Client as Owner)</w:t>
+      </w:r>
+    </w:p>
+    <w:p>
+      <w:r>
+        <w:rPr>
+          <w:b/>
+        </w:rPr>
+        <w:t>Description:</w:t>
+      </w:r>
+      <w:r>
+        <w:t xml:space="preserve"> When </w:t>
       </w:r>
       <w:r>
         <w:rPr>
           <w:rFonts w:ascii="Consolas" w:hAnsi="Consolas"/>
           <w:sz w:val="19"/>
         </w:rPr>
-        <w:t>IOSLD-Discovery.ps1</w:t>
-      </w:r>
-    </w:p>
-    <w:p>
-      <w:pPr>
-        <w:pStyle w:val="ListBullet"/>
-      </w:pPr>
-      <w:r>
-        <w:t xml:space="preserve">Apple Business Manager + ADE token connected — </w:t>
+        <w:t>iOS – Shared Devices</w:t>
+      </w:r>
+      <w:r>
+        <w:t xml:space="preserve"> is an </w:t>
+      </w:r>
+      <w:r>
+        <w:rPr>
+          <w:b/>
+        </w:rPr>
+        <w:t>Assigned</w:t>
+      </w:r>
+      <w:r>
+        <w:t xml:space="preserve"> security group (the deterministic targeting model for the shared provisioning model), the </w:t>
+      </w:r>
+      <w:r>
+        <w:rPr>
+          <w:b/>
+        </w:rPr>
+        <w:t>Intune Provisioning Client</w:t>
+      </w:r>
+      <w:r>
+        <w:t xml:space="preserve"> first-party service principal — </w:t>
+      </w:r>
+      <w:r>
+        <w:rPr>
+          <w:b/>
+        </w:rPr>
+        <w:t>AppId `f1346770-5b25-470b-88bd-d5744ab7952c`</w:t>
+      </w:r>
+      <w:r>
+        <w:t xml:space="preserve">, often shown as </w:t>
       </w:r>
       <w:r>
         <w:rPr>
           <w:rFonts w:ascii="Consolas" w:hAnsi="Consolas"/>
           <w:sz w:val="19"/>
         </w:rPr>
-        <w:t>IOSLD-Discovery.ps1</w:t>
+        <w:t>Intune Autopilot ConfidentialClient</w:t>
+      </w:r>
+      <w:r>
+        <w:t xml:space="preserve"> — must be an </w:t>
+      </w:r>
+      <w:r>
+        <w:rPr>
+          <w:b/>
+        </w:rPr>
+        <w:t>Owner</w:t>
+      </w:r>
+      <w:r>
+        <w:t xml:space="preserve"> of that group. </w:t>
+      </w:r>
+      <w:r>
+        <w:rPr>
+          <w:b/>
+        </w:rPr>
+        <w:t>Why:</w:t>
+      </w:r>
+      <w:r>
+        <w:t xml:space="preserve"> Enrollment-time device grouping adds each newly enrolled shared iPhone to the Assigned group by way of this principal *owning* the group. Without the owner the group stays </w:t>
+      </w:r>
+      <w:r>
+        <w:rPr>
+          <w:b/>
+        </w:rPr>
+        <w:t>empty at enrollment</w:t>
+      </w:r>
+      <w:r>
+        <w:t xml:space="preserve"> and </w:t>
+      </w:r>
+      <w:r>
+        <w:rPr>
+          <w:b/>
+        </w:rPr>
+        <w:t>none of the shared-device lock-down (restrictions/kiosk/compliance) profiles or apps deploy</w:t>
+      </w:r>
+      <w:r>
+        <w:t xml:space="preserve">. This is the same first-party principal and mechanism Windows Autopilot device preparation uses. Applies when a </w:t>
+      </w:r>
+      <w:r>
+        <w:rPr>
+          <w:b/>
+        </w:rPr>
+        <w:t>security group targets</w:t>
+      </w:r>
+      <w:r>
+        <w:t xml:space="preserve"> the shared devices; a Dynamic group instead relies on its membership rule and does not use this owner. </w:t>
+      </w:r>
+      <w:r>
+        <w:rPr>
+          <w:b/>
+        </w:rPr>
+        <w:t>Verify:</w:t>
+      </w:r>
+      <w:r>
+        <w:t xml:space="preserve"> Entra → </w:t>
+      </w:r>
+      <w:r>
+        <w:rPr>
+          <w:b/>
+        </w:rPr>
+        <w:t>Groups → `iOS – Shared Devices` → Owners</w:t>
+      </w:r>
+      <w:r>
+        <w:t xml:space="preserve"> lists the service principal — confirm by </w:t>
+      </w:r>
+      <w:r>
+        <w:rPr>
+          <w:b/>
+        </w:rPr>
+        <w:t>AppId `f1346770-5b25-470b-88bd-d5744ab7952c`</w:t>
+      </w:r>
+      <w:r>
+        <w:t xml:space="preserve">, not the display name (which varies by tenant). Verify in your tenant before each pilot. </w:t>
+      </w:r>
+      <w:r>
+        <w:rPr>
+          <w:b/>
+        </w:rPr>
+        <w:t>Implement:</w:t>
+      </w:r>
+      <w:r>
+        <w:t xml:space="preserve"> Entra → </w:t>
+      </w:r>
+      <w:r>
+        <w:rPr>
+          <w:b/>
+        </w:rPr>
+        <w:t>Groups → `iOS – Shared Devices` → Owners → Add owners</w:t>
+      </w:r>
+      <w:r>
+        <w:t>, search by the AppId, and add it. (If the principal isn't present, open the Intune portal once as Global Administrator to provision it, then add it as owner.)</w:t>
+      </w:r>
+    </w:p>
+    <w:p>
+      <w:r>
+        <w:t>__________________________________________________</w:t>
+      </w:r>
+    </w:p>
+    <w:p>
+      <w:pPr>
+        <w:pStyle w:val="Heading2"/>
+      </w:pPr>
+      <w:r>
+        <w:t>Checklist</w:t>
       </w:r>
     </w:p>
     <w:p>
@@ -2267,14 +2393,14 @@
         <w:pStyle w:val="ListBullet"/>
       </w:pPr>
       <w:r>
-        <w:t xml:space="preserve">Devices supervised — </w:t>
+        <w:t xml:space="preserve">Apple MDM Push (APNs) certificate Active — </w:t>
       </w:r>
       <w:r>
         <w:rPr>
           <w:rFonts w:ascii="Consolas" w:hAnsi="Consolas"/>
           <w:sz w:val="19"/>
         </w:rPr>
-        <w:t>IOSLD-Validation.ps1</w:t>
+        <w:t>IOSLD-Discovery.ps1</w:t>
       </w:r>
     </w:p>
     <w:p>
@@ -2282,17 +2408,14 @@
         <w:pStyle w:val="ListBullet"/>
       </w:pPr>
       <w:r>
-        <w:t xml:space="preserve">Shared ADE profile </w:t>
+        <w:t xml:space="preserve">Apple Business Manager + ADE token connected — </w:t>
       </w:r>
       <w:r>
         <w:rPr>
           <w:rFonts w:ascii="Consolas" w:hAnsi="Consolas"/>
           <w:sz w:val="19"/>
         </w:rPr>
-        <w:t>iOS Shared – ADE – Pilot</w:t>
-      </w:r>
-      <w:r>
-        <w:t xml:space="preserve"> (no user affinity)</w:t>
+        <w:t>IOSLD-Discovery.ps1</w:t>
       </w:r>
     </w:p>
     <w:p>
@@ -2300,17 +2423,14 @@
         <w:pStyle w:val="ListBullet"/>
       </w:pPr>
       <w:r>
-        <w:t xml:space="preserve">Corporate ADE profile </w:t>
+        <w:t xml:space="preserve">Devices supervised — </w:t>
       </w:r>
       <w:r>
         <w:rPr>
           <w:rFonts w:ascii="Consolas" w:hAnsi="Consolas"/>
           <w:sz w:val="19"/>
         </w:rPr>
-        <w:t>iOS Corporate – ADE – Pilot</w:t>
-      </w:r>
-      <w:r>
-        <w:t xml:space="preserve"> (user affinity)</w:t>
+        <w:t>IOSLD-Validation.ps1</w:t>
       </w:r>
     </w:p>
     <w:p>
@@ -2318,17 +2438,17 @@
         <w:pStyle w:val="ListBullet"/>
       </w:pPr>
       <w:r>
-        <w:t xml:space="preserve">Shared sign-in account </w:t>
+        <w:t xml:space="preserve">Shared ADE profile </w:t>
       </w:r>
       <w:r>
         <w:rPr>
           <w:rFonts w:ascii="Consolas" w:hAnsi="Consolas"/>
           <w:sz w:val="19"/>
         </w:rPr>
-        <w:t>iOS Shared – App Sign-in</w:t>
-      </w:r>
-      <w:r>
-        <w:t xml:space="preserve"> (where apps need identity)</w:t>
+        <w:t>iOS Shared – ADE – Pilot</w:t>
+      </w:r>
+      <w:r>
+        <w:t xml:space="preserve"> (no user affinity)</w:t>
       </w:r>
     </w:p>
     <w:p>
@@ -2336,24 +2456,35 @@
         <w:pStyle w:val="ListBullet"/>
       </w:pPr>
       <w:r>
-        <w:t xml:space="preserve">Groups </w:t>
+        <w:t xml:space="preserve">Corporate ADE profile </w:t>
       </w:r>
       <w:r>
         <w:rPr>
           <w:rFonts w:ascii="Consolas" w:hAnsi="Consolas"/>
           <w:sz w:val="19"/>
         </w:rPr>
-        <w:t>iOS – Shared Devices</w:t>
-      </w:r>
-      <w:r>
-        <w:t xml:space="preserve"> and </w:t>
+        <w:t>iOS Corporate – ADE – Pilot</w:t>
+      </w:r>
+      <w:r>
+        <w:t xml:space="preserve"> (user affinity)</w:t>
+      </w:r>
+    </w:p>
+    <w:p>
+      <w:pPr>
+        <w:pStyle w:val="ListBullet"/>
+      </w:pPr>
+      <w:r>
+        <w:t xml:space="preserve">Shared sign-in account </w:t>
       </w:r>
       <w:r>
         <w:rPr>
           <w:rFonts w:ascii="Consolas" w:hAnsi="Consolas"/>
           <w:sz w:val="19"/>
         </w:rPr>
-        <w:t>iOS – Corporate Devices</w:t>
+        <w:t>iOS Shared – App Sign-in</w:t>
+      </w:r>
+      <w:r>
+        <w:t xml:space="preserve"> (where apps need identity)</w:t>
       </w:r>
     </w:p>
     <w:p>
@@ -2361,539 +2492,168 @@
         <w:pStyle w:val="ListBullet"/>
       </w:pPr>
       <w:r>
-        <w:t>Required apps added and assigned per model</w:t>
-      </w:r>
-    </w:p>
-    <w:p>
-      <w:pPr>
-        <w:pStyle w:val="ListBullet"/>
-      </w:pPr>
-      <w:r>
-        <w:t>Supported iOS version on every iPhone</w:t>
-      </w:r>
-    </w:p>
-    <w:p>
-      <w:pPr>
-        <w:pStyle w:val="ListBullet"/>
-      </w:pPr>
-      <w:r>
-        <w:t>Network allows Microsoft (and app) endpoints</w:t>
-      </w:r>
-    </w:p>
-    <w:p>
-      <w:pPr>
-        <w:pStyle w:val="ListBullet"/>
-      </w:pPr>
-      <w:r>
-        <w:t>Pilot group(s) created (one shared + one corporate phone)</w:t>
-      </w:r>
-    </w:p>
-    <w:p>
-      <w:pPr>
-        <w:pStyle w:val="Heading1"/>
-      </w:pPr>
-      <w:r>
-        <w:t>Global Requirements — Intune Solutions (category-level)</w:t>
-      </w:r>
-    </w:p>
-    <w:p>
-      <w:r>
-        <w:t xml:space="preserve">These requirements apply to </w:t>
-      </w:r>
-      <w:r>
-        <w:rPr>
-          <w:b/>
-        </w:rPr>
-        <w:t>every</w:t>
-      </w:r>
-      <w:r>
-        <w:t xml:space="preserve"> solution in the </w:t>
-      </w:r>
-      <w:r>
-        <w:rPr>
-          <w:b/>
-        </w:rPr>
-        <w:t>Intune Solutions</w:t>
-      </w:r>
-      <w:r>
-        <w:t xml:space="preserve"> category. They are published once at the category level so individual listings stay small. Confirm these before deploying *any* Intune solution. Each entry: </w:t>
-      </w:r>
-      <w:r>
-        <w:rPr>
-          <w:b/>
-        </w:rPr>
-        <w:t>Description · Why · Verify · Implement-if-missing.</w:t>
-      </w:r>
-    </w:p>
-    <w:p>
-      <w:pPr>
-        <w:pStyle w:val="Heading2"/>
-      </w:pPr>
-      <w:r>
-        <w:t>G1. Microsoft Entra ID tenant</w:t>
-      </w:r>
-    </w:p>
-    <w:p>
-      <w:r>
-        <w:rPr>
-          <w:b/>
-        </w:rPr>
-        <w:t>Description:</w:t>
-      </w:r>
-      <w:r>
-        <w:t xml:space="preserve"> An active Microsoft Entra ID (Azure AD) tenant. </w:t>
-      </w:r>
-      <w:r>
-        <w:rPr>
-          <w:b/>
-        </w:rPr>
-        <w:t>Why:</w:t>
-      </w:r>
-      <w:r>
-        <w:t xml:space="preserve"> It is the identity backbone for every cloud and Intune-managed resource. </w:t>
-      </w:r>
-      <w:r>
-        <w:rPr>
-          <w:b/>
-        </w:rPr>
-        <w:t>Verify:</w:t>
-      </w:r>
-      <w:r>
-        <w:t xml:space="preserve"> Sign in to </w:t>
+        <w:t xml:space="preserve">Groups </w:t>
       </w:r>
       <w:r>
         <w:rPr>
           <w:rFonts w:ascii="Consolas" w:hAnsi="Consolas"/>
           <w:sz w:val="19"/>
         </w:rPr>
-        <w:t>https://entra.microsoft.com</w:t>
-      </w:r>
-      <w:r>
-        <w:t xml:space="preserve"> as an administrator. </w:t>
-      </w:r>
-      <w:r>
-        <w:rPr>
-          <w:b/>
-        </w:rPr>
-        <w:t>Implement:</w:t>
-      </w:r>
-      <w:r>
-        <w:t xml:space="preserve"> Create a Microsoft 365/Azure subscription, which provisions a tenant.</w:t>
-      </w:r>
-    </w:p>
-    <w:p>
-      <w:pPr>
-        <w:pStyle w:val="Heading2"/>
-      </w:pPr>
-      <w:r>
-        <w:t>G2. Microsoft Intune subscription</w:t>
-      </w:r>
-    </w:p>
-    <w:p>
-      <w:r>
-        <w:rPr>
-          <w:b/>
-        </w:rPr>
-        <w:t>Description:</w:t>
-      </w:r>
-      <w:r>
-        <w:t xml:space="preserve"> An Intune-bearing license plan. </w:t>
-      </w:r>
-      <w:r>
-        <w:rPr>
-          <w:b/>
-        </w:rPr>
-        <w:t>Why:</w:t>
-      </w:r>
-      <w:r>
-        <w:t xml:space="preserve"> Intune delivers all configuration, compliance, and security policies. </w:t>
-      </w:r>
-      <w:r>
-        <w:rPr>
-          <w:b/>
-        </w:rPr>
-        <w:t>Verify:</w:t>
-      </w:r>
-      <w:r>
-        <w:t xml:space="preserve"> </w:t>
+        <w:t>iOS – Shared Devices</w:t>
+      </w:r>
+      <w:r>
+        <w:t xml:space="preserve"> and </w:t>
       </w:r>
       <w:r>
         <w:rPr>
           <w:rFonts w:ascii="Consolas" w:hAnsi="Consolas"/>
           <w:sz w:val="19"/>
         </w:rPr>
-        <w:t>https://intune.microsoft.com</w:t>
-      </w:r>
-      <w:r>
-        <w:t xml:space="preserve"> loads; </w:t>
-      </w:r>
-      <w:r>
-        <w:rPr>
-          <w:b/>
-        </w:rPr>
-        <w:t>Tenant administration → Tenant status</w:t>
-      </w:r>
-      <w:r>
-        <w:t xml:space="preserve"> shows active. </w:t>
-      </w:r>
-      <w:r>
-        <w:rPr>
-          <w:b/>
-        </w:rPr>
-        <w:t>Implement:</w:t>
-      </w:r>
-      <w:r>
-        <w:t xml:space="preserve"> Assign Microsoft 365 E3/E5, Business Premium, or standalone Intune Plan 1.</w:t>
-      </w:r>
-    </w:p>
-    <w:p>
-      <w:pPr>
-        <w:pStyle w:val="Heading2"/>
-      </w:pPr>
-      <w:r>
-        <w:t>G3. Administrative roles</w:t>
-      </w:r>
-    </w:p>
-    <w:p>
-      <w:r>
-        <w:rPr>
-          <w:b/>
-        </w:rPr>
-        <w:t>Description:</w:t>
-      </w:r>
-      <w:r>
-        <w:t xml:space="preserve"> Appropriate Entra/Intune admin roles for the operator. </w:t>
-      </w:r>
-      <w:r>
-        <w:rPr>
-          <w:b/>
-        </w:rPr>
-        <w:t>Why:</w:t>
-      </w:r>
-      <w:r>
-        <w:t xml:space="preserve"> Creating policies and enrollment settings requires elevated rights. </w:t>
-      </w:r>
-      <w:r>
-        <w:rPr>
-          <w:b/>
-        </w:rPr>
-        <w:t>Verify:</w:t>
-      </w:r>
-      <w:r>
-        <w:t xml:space="preserve"> Entra → </w:t>
-      </w:r>
-      <w:r>
-        <w:rPr>
-          <w:b/>
-        </w:rPr>
-        <w:t>Roles and administrators</w:t>
-      </w:r>
-      <w:r>
-        <w:t xml:space="preserve">; confirm </w:t>
-      </w:r>
-      <w:r>
-        <w:rPr>
-          <w:b/>
-        </w:rPr>
-        <w:t>Intune Administrator</w:t>
-      </w:r>
-      <w:r>
-        <w:t xml:space="preserve">. </w:t>
-      </w:r>
-      <w:r>
-        <w:rPr>
-          <w:b/>
-        </w:rPr>
-        <w:t>Implement:</w:t>
-      </w:r>
-      <w:r>
-        <w:t xml:space="preserve"> Assign </w:t>
-      </w:r>
-      <w:r>
-        <w:rPr>
-          <w:b/>
-        </w:rPr>
-        <w:t>Intune Administrator</w:t>
-      </w:r>
-      <w:r>
-        <w:t>; reserve Global Administrator for tenant-wide changes.</w:t>
-      </w:r>
-    </w:p>
-    <w:p>
-      <w:pPr>
-        <w:pStyle w:val="Heading2"/>
-      </w:pPr>
-      <w:r>
-        <w:t>G4. Device enrollment in Intune</w:t>
-      </w:r>
-    </w:p>
-    <w:p>
-      <w:r>
-        <w:rPr>
-          <w:b/>
-        </w:rPr>
-        <w:t>Description:</w:t>
-      </w:r>
-      <w:r>
-        <w:t xml:space="preserve"> Targeted Windows devices are enrolled and manageable. </w:t>
-      </w:r>
-      <w:r>
-        <w:rPr>
-          <w:b/>
-        </w:rPr>
-        <w:t>Why:</w:t>
-      </w:r>
-      <w:r>
-        <w:t xml:space="preserve"> Policies only reach enrolled devices. </w:t>
-      </w:r>
-      <w:r>
-        <w:rPr>
-          <w:b/>
-        </w:rPr>
-        <w:t>Verify:</w:t>
-      </w:r>
-      <w:r>
-        <w:t xml:space="preserve"> Intune → </w:t>
-      </w:r>
-      <w:r>
-        <w:rPr>
-          <w:b/>
-        </w:rPr>
-        <w:t>Devices → All devices</w:t>
-      </w:r>
-      <w:r>
-        <w:t xml:space="preserve">; the device appears and is </w:t>
-      </w:r>
-      <w:r>
-        <w:rPr>
-          <w:b/>
-        </w:rPr>
-        <w:t>compliant</w:t>
-      </w:r>
-      <w:r>
-        <w:t xml:space="preserve">. </w:t>
-      </w:r>
-      <w:r>
-        <w:rPr>
-          <w:b/>
-        </w:rPr>
-        <w:t>Implement:</w:t>
-      </w:r>
-      <w:r>
-        <w:t xml:space="preserve"> Enable </w:t>
-      </w:r>
-      <w:r>
-        <w:rPr>
-          <w:b/>
-        </w:rPr>
-        <w:t>Automatic Enrollment</w:t>
-      </w:r>
-      <w:r>
-        <w:t xml:space="preserve"> and join devices to Entra ID.</w:t>
-      </w:r>
-    </w:p>
-    <w:p>
-      <w:pPr>
-        <w:pStyle w:val="Heading2"/>
-      </w:pPr>
-      <w:r>
-        <w:t>G5. Pilot security group</w:t>
-      </w:r>
-    </w:p>
-    <w:p>
-      <w:r>
-        <w:rPr>
-          <w:b/>
-        </w:rPr>
-        <w:t>Description:</w:t>
-      </w:r>
-      <w:r>
-        <w:t xml:space="preserve"> A Microsoft Entra security group for pilot/targeted users or devices. </w:t>
-      </w:r>
-      <w:r>
-        <w:rPr>
-          <w:b/>
-        </w:rPr>
-        <w:t>Why:</w:t>
-      </w:r>
-      <w:r>
-        <w:t xml:space="preserve"> Every solution is piloted before fleet rollout. </w:t>
-      </w:r>
-      <w:r>
-        <w:rPr>
-          <w:b/>
-        </w:rPr>
-        <w:t>Verify:</w:t>
-      </w:r>
-      <w:r>
-        <w:t xml:space="preserve"> Entra → </w:t>
-      </w:r>
-      <w:r>
-        <w:rPr>
-          <w:b/>
-        </w:rPr>
-        <w:t>Groups</w:t>
-      </w:r>
-      <w:r>
-        <w:t xml:space="preserve">; the pilot group exists. </w:t>
-      </w:r>
-      <w:r>
-        <w:rPr>
-          <w:b/>
-        </w:rPr>
-        <w:t>Implement:</w:t>
-      </w:r>
-      <w:r>
-        <w:t xml:space="preserve"> Entra → </w:t>
-      </w:r>
-      <w:r>
-        <w:rPr>
-          <w:b/>
-        </w:rPr>
-        <w:t>Groups → New group</w:t>
-      </w:r>
-      <w:r>
-        <w:t xml:space="preserve"> → </w:t>
-      </w:r>
-      <w:r>
-        <w:rPr>
-          <w:b/>
-        </w:rPr>
-        <w:t>Security</w:t>
-      </w:r>
-      <w:r>
-        <w:t xml:space="preserve"> → add members.</w:t>
-      </w:r>
-    </w:p>
-    <w:p>
-      <w:pPr>
-        <w:pStyle w:val="Heading2"/>
-      </w:pPr>
-      <w:r>
-        <w:t>G6. Supported Windows baseline</w:t>
-      </w:r>
-    </w:p>
-    <w:p>
-      <w:r>
-        <w:rPr>
-          <w:b/>
-        </w:rPr>
-        <w:t>Description:</w:t>
-      </w:r>
-      <w:r>
-        <w:t xml:space="preserve"> Windows 10 21H2+ or Windows 11 with current updates. </w:t>
-      </w:r>
-      <w:r>
-        <w:rPr>
-          <w:b/>
-        </w:rPr>
-        <w:t>Why:</w:t>
-      </w:r>
-      <w:r>
-        <w:t xml:space="preserve"> Modern Intune features assume a patched, supported OS. </w:t>
-      </w:r>
-      <w:r>
-        <w:rPr>
-          <w:b/>
-        </w:rPr>
-        <w:t>Verify:</w:t>
-      </w:r>
-      <w:r>
-        <w:t xml:space="preserve"> </w:t>
+        <w:t>iOS – Corporate Devices</w:t>
+      </w:r>
+    </w:p>
+    <w:p>
+      <w:pPr>
+        <w:pStyle w:val="ListBullet"/>
+      </w:pPr>
+      <w:r>
+        <w:t>Required apps added and assigned per model</w:t>
+      </w:r>
+    </w:p>
+    <w:p>
+      <w:pPr>
+        <w:pStyle w:val="ListBullet"/>
+      </w:pPr>
+      <w:r>
+        <w:t>Supported iOS version on every iPhone</w:t>
+      </w:r>
+    </w:p>
+    <w:p>
+      <w:pPr>
+        <w:pStyle w:val="ListBullet"/>
+      </w:pPr>
+      <w:r>
+        <w:t>Network allows Microsoft (and app) endpoints</w:t>
+      </w:r>
+    </w:p>
+    <w:p>
+      <w:pPr>
+        <w:pStyle w:val="ListBullet"/>
+      </w:pPr>
+      <w:r>
+        <w:t>Pilot group(s) created (one shared + one corporate phone)</w:t>
+      </w:r>
+    </w:p>
+    <w:p>
+      <w:pPr>
+        <w:pStyle w:val="ListBullet"/>
+      </w:pPr>
+      <w:r>
+        <w:t xml:space="preserve">Intune Provisioning Client (AppId </w:t>
       </w:r>
       <w:r>
         <w:rPr>
           <w:rFonts w:ascii="Consolas" w:hAnsi="Consolas"/>
           <w:sz w:val="19"/>
         </w:rPr>
-        <w:t>winver</w:t>
-      </w:r>
-      <w:r>
-        <w:t xml:space="preserve">, or Intune → device → </w:t>
-      </w:r>
-      <w:r>
-        <w:rPr>
-          <w:b/>
-        </w:rPr>
-        <w:t>Hardware</w:t>
-      </w:r>
-      <w:r>
-        <w:t xml:space="preserve">. </w:t>
-      </w:r>
-      <w:r>
-        <w:rPr>
-          <w:b/>
-        </w:rPr>
-        <w:t>Implement:</w:t>
-      </w:r>
-      <w:r>
-        <w:t xml:space="preserve"> Deploy </w:t>
-      </w:r>
-      <w:r>
-        <w:rPr>
-          <w:b/>
-        </w:rPr>
-        <w:t>Update rings</w:t>
-      </w:r>
-      <w:r>
-        <w:t xml:space="preserve"> or upgrade to Windows 11.</w:t>
-      </w:r>
-    </w:p>
-    <w:p>
-      <w:pPr>
-        <w:pStyle w:val="Heading2"/>
-      </w:pPr>
-      <w:r>
-        <w:t>G7. Network access to Microsoft cloud endpoints</w:t>
-      </w:r>
-    </w:p>
-    <w:p>
-      <w:r>
-        <w:rPr>
-          <w:b/>
-        </w:rPr>
-        <w:t>Description:</w:t>
-      </w:r>
-      <w:r>
-        <w:t xml:space="preserve"> Outbound HTTPS to Microsoft 365, Entra, and Intune service URLs. </w:t>
-      </w:r>
-      <w:r>
-        <w:rPr>
-          <w:b/>
-        </w:rPr>
-        <w:t>Why:</w:t>
-      </w:r>
-      <w:r>
-        <w:t xml:space="preserve"> Enrollment, policy sync, and authentication depend on these endpoints. </w:t>
-      </w:r>
-      <w:r>
-        <w:rPr>
-          <w:b/>
-        </w:rPr>
-        <w:t>Verify:</w:t>
-      </w:r>
-      <w:r>
-        <w:t xml:space="preserve"> From a device, reach </w:t>
+        <w:t>f1346770-5b25-470b-88bd-d5744ab7952c</w:t>
+      </w:r>
+      <w:r>
+        <w:t xml:space="preserve">) is an Owner of the Assigned </w:t>
       </w:r>
       <w:r>
         <w:rPr>
           <w:rFonts w:ascii="Consolas" w:hAnsi="Consolas"/>
           <w:sz w:val="19"/>
         </w:rPr>
-        <w:t>https://login.microsoftonline.com</w:t>
-      </w:r>
-      <w:r>
-        <w:t xml:space="preserve"> and </w:t>
+        <w:t>iOS – Shared Devices</w:t>
+      </w:r>
+      <w:r>
+        <w:t xml:space="preserve"> group (R11)</w:t>
+      </w:r>
+    </w:p>
+    <w:p>
+      <w:pPr>
+        <w:pStyle w:val="Heading1"/>
+      </w:pPr>
+      <w:r>
+        <w:t>Global Requirements — Intune Solutions (category-level)</w:t>
+      </w:r>
+    </w:p>
+    <w:p>
+      <w:r>
+        <w:t xml:space="preserve">These requirements apply to </w:t>
+      </w:r>
+      <w:r>
+        <w:rPr>
+          <w:b/>
+        </w:rPr>
+        <w:t>every</w:t>
+      </w:r>
+      <w:r>
+        <w:t xml:space="preserve"> solution in the </w:t>
+      </w:r>
+      <w:r>
+        <w:rPr>
+          <w:b/>
+        </w:rPr>
+        <w:t>Intune Solutions</w:t>
+      </w:r>
+      <w:r>
+        <w:t xml:space="preserve"> category. They are published once at the category level so individual listings stay small. Confirm these before deploying *any* Intune solution. Each entry: </w:t>
+      </w:r>
+      <w:r>
+        <w:rPr>
+          <w:b/>
+        </w:rPr>
+        <w:t>Description · Why · Verify · Implement-if-missing.</w:t>
+      </w:r>
+    </w:p>
+    <w:p>
+      <w:pPr>
+        <w:pStyle w:val="Heading2"/>
+      </w:pPr>
+      <w:r>
+        <w:t>G1. Microsoft Entra ID tenant</w:t>
+      </w:r>
+    </w:p>
+    <w:p>
+      <w:r>
+        <w:rPr>
+          <w:b/>
+        </w:rPr>
+        <w:t>Description:</w:t>
+      </w:r>
+      <w:r>
+        <w:t xml:space="preserve"> An active Microsoft Entra ID (Azure AD) tenant. </w:t>
+      </w:r>
+      <w:r>
+        <w:rPr>
+          <w:b/>
+        </w:rPr>
+        <w:t>Why:</w:t>
+      </w:r>
+      <w:r>
+        <w:t xml:space="preserve"> It is the identity backbone for every cloud and Intune-managed resource. </w:t>
+      </w:r>
+      <w:r>
+        <w:rPr>
+          <w:b/>
+        </w:rPr>
+        <w:t>Verify:</w:t>
+      </w:r>
+      <w:r>
+        <w:t xml:space="preserve"> Sign in to </w:t>
       </w:r>
       <w:r>
         <w:rPr>
           <w:rFonts w:ascii="Consolas" w:hAnsi="Consolas"/>
           <w:sz w:val="19"/>
         </w:rPr>
-        <w:t>https://enrollment.manage.microsoft.com</w:t>
-      </w:r>
-      <w:r>
-        <w:t xml:space="preserve">. </w:t>
+        <w:t>https://entra.microsoft.com</w:t>
+      </w:r>
+      <w:r>
+        <w:t xml:space="preserve"> as an administrator. </w:t>
       </w:r>
       <w:r>
         <w:rPr>
@@ -2902,112 +2662,44 @@
         <w:t>Implement:</w:t>
       </w:r>
       <w:r>
-        <w:t xml:space="preserve"> Allow Microsoft's published Office 365/Intune URL &amp; IP ranges through proxy/firewall.</w:t>
-      </w:r>
-    </w:p>
-    <w:p>
-      <w:r>
-        <w:t>__________________________________________________</w:t>
-      </w:r>
-    </w:p>
-    <w:p>
-      <w:r>
-        <w:rPr>
-          <w:b/>
-        </w:rPr>
-        <w:t>The standard deployment model (all solutions):</w:t>
+        <w:t xml:space="preserve"> Create a Microsoft 365/Azure subscription, which provisions a tenant.</w:t>
+      </w:r>
+    </w:p>
+    <w:p>
+      <w:pPr>
+        <w:pStyle w:val="Heading2"/>
+      </w:pPr>
+      <w:r>
+        <w:t>G2. Microsoft Intune subscription</w:t>
+      </w:r>
+    </w:p>
+    <w:p>
+      <w:r>
+        <w:rPr>
+          <w:b/>
+        </w:rPr>
+        <w:t>Description:</w:t>
+      </w:r>
+      <w:r>
+        <w:t xml:space="preserve"> An Intune-bearing license plan. </w:t>
+      </w:r>
+      <w:r>
+        <w:rPr>
+          <w:b/>
+        </w:rPr>
+        <w:t>Why:</w:t>
+      </w:r>
+      <w:r>
+        <w:t xml:space="preserve"> Intune delivers all configuration, compliance, and security policies. </w:t>
+      </w:r>
+      <w:r>
+        <w:rPr>
+          <w:b/>
+        </w:rPr>
+        <w:t>Verify:</w:t>
       </w:r>
       <w:r>
         <w:t xml:space="preserve"> </w:t>
-      </w:r>
-      <w:r>
-        <w:rPr>
-          <w:b/>
-        </w:rPr>
-        <w:t>Assess → Configure → Pilot → Validate → Expand.</w:t>
-      </w:r>
-    </w:p>
-    <w:p>
-      <w:pPr>
-        <w:pStyle w:val="Heading1"/>
-      </w:pPr>
-      <w:r>
-        <w:t>3. Implementation Guide — iOS Lock-Down Profile for Shared &amp; Corporate iPhones</w:t>
-      </w:r>
-    </w:p>
-    <w:p>
-      <w:r>
-        <w:t xml:space="preserve">Follow these steps </w:t>
-      </w:r>
-      <w:r>
-        <w:rPr>
-          <w:b/>
-        </w:rPr>
-        <w:t>in order</w:t>
-      </w:r>
-      <w:r>
-        <w:t xml:space="preserve">. The *why* lives in the Solution Overview; the steps below are short and exact so you can </w:t>
-      </w:r>
-      <w:r>
-        <w:rPr>
-          <w:b/>
-        </w:rPr>
-        <w:t>click to implement</w:t>
-      </w:r>
-      <w:r>
-        <w:t xml:space="preserve">. You will stand up </w:t>
-      </w:r>
-      <w:r>
-        <w:rPr>
-          <w:b/>
-        </w:rPr>
-        <w:t>two provisioning models</w:t>
-      </w:r>
-      <w:r>
-        <w:t xml:space="preserve"> — a </w:t>
-      </w:r>
-      <w:r>
-        <w:rPr>
-          <w:b/>
-        </w:rPr>
-        <w:t>shared</w:t>
-      </w:r>
-      <w:r>
-        <w:t xml:space="preserve"> no-user-affinity, locked-down phone and a </w:t>
-      </w:r>
-      <w:r>
-        <w:rPr>
-          <w:b/>
-        </w:rPr>
-        <w:t>corporate</w:t>
-      </w:r>
-      <w:r>
-        <w:t xml:space="preserve"> user-affinity, lighter phone — from one Apple connection. Pilot first: </w:t>
-      </w:r>
-      <w:r>
-        <w:rPr>
-          <w:b/>
-        </w:rPr>
-        <w:t>Assess → Configure → Pilot → Validate → Expand.</w:t>
-      </w:r>
-    </w:p>
-    <w:p>
-      <w:r>
-        <w:t>Consoles used:</w:t>
-      </w:r>
-    </w:p>
-    <w:p>
-      <w:pPr>
-        <w:pStyle w:val="ListBullet"/>
-      </w:pPr>
-      <w:r>
-        <w:rPr>
-          <w:b/>
-        </w:rPr>
-        <w:t>Microsoft Intune admin center</w:t>
-      </w:r>
-      <w:r>
-        <w:t xml:space="preserve"> — </w:t>
       </w:r>
       <w:r>
         <w:rPr>
@@ -3016,46 +2708,538 @@
         </w:rPr>
         <w:t>https://intune.microsoft.com</w:t>
       </w:r>
-    </w:p>
-    <w:p>
-      <w:pPr>
-        <w:pStyle w:val="ListBullet"/>
-      </w:pPr>
-      <w:r>
-        <w:rPr>
-          <w:b/>
-        </w:rPr>
-        <w:t>Microsoft Entra admin center</w:t>
-      </w:r>
-      <w:r>
-        <w:t xml:space="preserve"> — </w:t>
+      <w:r>
+        <w:t xml:space="preserve"> loads; </w:t>
+      </w:r>
+      <w:r>
+        <w:rPr>
+          <w:b/>
+        </w:rPr>
+        <w:t>Tenant administration → Tenant status</w:t>
+      </w:r>
+      <w:r>
+        <w:t xml:space="preserve"> shows active. </w:t>
+      </w:r>
+      <w:r>
+        <w:rPr>
+          <w:b/>
+        </w:rPr>
+        <w:t>Implement:</w:t>
+      </w:r>
+      <w:r>
+        <w:t xml:space="preserve"> Assign Microsoft 365 E3/E5, Business Premium, or standalone Intune Plan 1.</w:t>
+      </w:r>
+    </w:p>
+    <w:p>
+      <w:pPr>
+        <w:pStyle w:val="Heading2"/>
+      </w:pPr>
+      <w:r>
+        <w:t>G3. Administrative roles</w:t>
+      </w:r>
+    </w:p>
+    <w:p>
+      <w:r>
+        <w:rPr>
+          <w:b/>
+        </w:rPr>
+        <w:t>Description:</w:t>
+      </w:r>
+      <w:r>
+        <w:t xml:space="preserve"> Appropriate Entra/Intune admin roles for the operator. </w:t>
+      </w:r>
+      <w:r>
+        <w:rPr>
+          <w:b/>
+        </w:rPr>
+        <w:t>Why:</w:t>
+      </w:r>
+      <w:r>
+        <w:t xml:space="preserve"> Creating policies and enrollment settings requires elevated rights. </w:t>
+      </w:r>
+      <w:r>
+        <w:rPr>
+          <w:b/>
+        </w:rPr>
+        <w:t>Verify:</w:t>
+      </w:r>
+      <w:r>
+        <w:t xml:space="preserve"> Entra → </w:t>
+      </w:r>
+      <w:r>
+        <w:rPr>
+          <w:b/>
+        </w:rPr>
+        <w:t>Roles and administrators</w:t>
+      </w:r>
+      <w:r>
+        <w:t xml:space="preserve">; confirm </w:t>
+      </w:r>
+      <w:r>
+        <w:rPr>
+          <w:b/>
+        </w:rPr>
+        <w:t>Intune Administrator</w:t>
+      </w:r>
+      <w:r>
+        <w:t xml:space="preserve">. </w:t>
+      </w:r>
+      <w:r>
+        <w:rPr>
+          <w:b/>
+        </w:rPr>
+        <w:t>Implement:</w:t>
+      </w:r>
+      <w:r>
+        <w:t xml:space="preserve"> Assign </w:t>
+      </w:r>
+      <w:r>
+        <w:rPr>
+          <w:b/>
+        </w:rPr>
+        <w:t>Intune Administrator</w:t>
+      </w:r>
+      <w:r>
+        <w:t>; reserve Global Administrator for tenant-wide changes.</w:t>
+      </w:r>
+    </w:p>
+    <w:p>
+      <w:pPr>
+        <w:pStyle w:val="Heading2"/>
+      </w:pPr>
+      <w:r>
+        <w:t>G4. Device enrollment in Intune</w:t>
+      </w:r>
+    </w:p>
+    <w:p>
+      <w:r>
+        <w:rPr>
+          <w:b/>
+        </w:rPr>
+        <w:t>Description:</w:t>
+      </w:r>
+      <w:r>
+        <w:t xml:space="preserve"> Targeted Windows devices are enrolled and manageable. </w:t>
+      </w:r>
+      <w:r>
+        <w:rPr>
+          <w:b/>
+        </w:rPr>
+        <w:t>Why:</w:t>
+      </w:r>
+      <w:r>
+        <w:t xml:space="preserve"> Policies only reach enrolled devices. </w:t>
+      </w:r>
+      <w:r>
+        <w:rPr>
+          <w:b/>
+        </w:rPr>
+        <w:t>Verify:</w:t>
+      </w:r>
+      <w:r>
+        <w:t xml:space="preserve"> Intune → </w:t>
+      </w:r>
+      <w:r>
+        <w:rPr>
+          <w:b/>
+        </w:rPr>
+        <w:t>Devices → All devices</w:t>
+      </w:r>
+      <w:r>
+        <w:t xml:space="preserve">; the device appears and is </w:t>
+      </w:r>
+      <w:r>
+        <w:rPr>
+          <w:b/>
+        </w:rPr>
+        <w:t>compliant</w:t>
+      </w:r>
+      <w:r>
+        <w:t xml:space="preserve">. </w:t>
+      </w:r>
+      <w:r>
+        <w:rPr>
+          <w:b/>
+        </w:rPr>
+        <w:t>Implement:</w:t>
+      </w:r>
+      <w:r>
+        <w:t xml:space="preserve"> Enable </w:t>
+      </w:r>
+      <w:r>
+        <w:rPr>
+          <w:b/>
+        </w:rPr>
+        <w:t>Automatic Enrollment</w:t>
+      </w:r>
+      <w:r>
+        <w:t xml:space="preserve"> and join devices to Entra ID.</w:t>
+      </w:r>
+    </w:p>
+    <w:p>
+      <w:pPr>
+        <w:pStyle w:val="Heading2"/>
+      </w:pPr>
+      <w:r>
+        <w:t>G5. Pilot security group</w:t>
+      </w:r>
+    </w:p>
+    <w:p>
+      <w:r>
+        <w:rPr>
+          <w:b/>
+        </w:rPr>
+        <w:t>Description:</w:t>
+      </w:r>
+      <w:r>
+        <w:t xml:space="preserve"> A Microsoft Entra security group for pilot/targeted users or devices. </w:t>
+      </w:r>
+      <w:r>
+        <w:rPr>
+          <w:b/>
+        </w:rPr>
+        <w:t>Why:</w:t>
+      </w:r>
+      <w:r>
+        <w:t xml:space="preserve"> Every solution is piloted before fleet rollout. </w:t>
+      </w:r>
+      <w:r>
+        <w:rPr>
+          <w:b/>
+        </w:rPr>
+        <w:t>Verify:</w:t>
+      </w:r>
+      <w:r>
+        <w:t xml:space="preserve"> Entra → </w:t>
+      </w:r>
+      <w:r>
+        <w:rPr>
+          <w:b/>
+        </w:rPr>
+        <w:t>Groups</w:t>
+      </w:r>
+      <w:r>
+        <w:t xml:space="preserve">; the pilot group exists. </w:t>
+      </w:r>
+      <w:r>
+        <w:rPr>
+          <w:b/>
+        </w:rPr>
+        <w:t>Implement:</w:t>
+      </w:r>
+      <w:r>
+        <w:t xml:space="preserve"> Entra → </w:t>
+      </w:r>
+      <w:r>
+        <w:rPr>
+          <w:b/>
+        </w:rPr>
+        <w:t>Groups → New group</w:t>
+      </w:r>
+      <w:r>
+        <w:t xml:space="preserve"> → </w:t>
+      </w:r>
+      <w:r>
+        <w:rPr>
+          <w:b/>
+        </w:rPr>
+        <w:t>Security</w:t>
+      </w:r>
+      <w:r>
+        <w:t xml:space="preserve"> → add members.</w:t>
+      </w:r>
+    </w:p>
+    <w:p>
+      <w:pPr>
+        <w:pStyle w:val="Heading2"/>
+      </w:pPr>
+      <w:r>
+        <w:t>G6. Supported Windows baseline</w:t>
+      </w:r>
+    </w:p>
+    <w:p>
+      <w:r>
+        <w:rPr>
+          <w:b/>
+        </w:rPr>
+        <w:t>Description:</w:t>
+      </w:r>
+      <w:r>
+        <w:t xml:space="preserve"> Windows 10 21H2+ or Windows 11 with current updates. </w:t>
+      </w:r>
+      <w:r>
+        <w:rPr>
+          <w:b/>
+        </w:rPr>
+        <w:t>Why:</w:t>
+      </w:r>
+      <w:r>
+        <w:t xml:space="preserve"> Modern Intune features assume a patched, supported OS. </w:t>
+      </w:r>
+      <w:r>
+        <w:rPr>
+          <w:b/>
+        </w:rPr>
+        <w:t>Verify:</w:t>
+      </w:r>
+      <w:r>
+        <w:t xml:space="preserve"> </w:t>
       </w:r>
       <w:r>
         <w:rPr>
           <w:rFonts w:ascii="Consolas" w:hAnsi="Consolas"/>
           <w:sz w:val="19"/>
         </w:rPr>
-        <w:t>https://entra.microsoft.com</w:t>
-      </w:r>
-    </w:p>
-    <w:p>
-      <w:pPr>
-        <w:pStyle w:val="ListBullet"/>
-      </w:pPr>
-      <w:r>
-        <w:rPr>
-          <w:b/>
-        </w:rPr>
-        <w:t>Apple Business Manager (ABM)</w:t>
-      </w:r>
-      <w:r>
-        <w:t xml:space="preserve"> — </w:t>
+        <w:t>winver</w:t>
+      </w:r>
+      <w:r>
+        <w:t xml:space="preserve">, or Intune → device → </w:t>
+      </w:r>
+      <w:r>
+        <w:rPr>
+          <w:b/>
+        </w:rPr>
+        <w:t>Hardware</w:t>
+      </w:r>
+      <w:r>
+        <w:t xml:space="preserve">. </w:t>
+      </w:r>
+      <w:r>
+        <w:rPr>
+          <w:b/>
+        </w:rPr>
+        <w:t>Implement:</w:t>
+      </w:r>
+      <w:r>
+        <w:t xml:space="preserve"> Deploy </w:t>
+      </w:r>
+      <w:r>
+        <w:rPr>
+          <w:b/>
+        </w:rPr>
+        <w:t>Update rings</w:t>
+      </w:r>
+      <w:r>
+        <w:t xml:space="preserve"> or upgrade to Windows 11.</w:t>
+      </w:r>
+    </w:p>
+    <w:p>
+      <w:pPr>
+        <w:pStyle w:val="Heading2"/>
+      </w:pPr>
+      <w:r>
+        <w:t>G7. Network access to Microsoft cloud endpoints</w:t>
+      </w:r>
+    </w:p>
+    <w:p>
+      <w:r>
+        <w:rPr>
+          <w:b/>
+        </w:rPr>
+        <w:t>Description:</w:t>
+      </w:r>
+      <w:r>
+        <w:t xml:space="preserve"> Outbound HTTPS to Microsoft 365, Entra, and Intune service URLs. </w:t>
+      </w:r>
+      <w:r>
+        <w:rPr>
+          <w:b/>
+        </w:rPr>
+        <w:t>Why:</w:t>
+      </w:r>
+      <w:r>
+        <w:t xml:space="preserve"> Enrollment, policy sync, and authentication depend on these endpoints. </w:t>
+      </w:r>
+      <w:r>
+        <w:rPr>
+          <w:b/>
+        </w:rPr>
+        <w:t>Verify:</w:t>
+      </w:r>
+      <w:r>
+        <w:t xml:space="preserve"> From a device, reach </w:t>
       </w:r>
       <w:r>
         <w:rPr>
           <w:rFonts w:ascii="Consolas" w:hAnsi="Consolas"/>
           <w:sz w:val="19"/>
         </w:rPr>
+        <w:t>https://login.microsoftonline.com</w:t>
+      </w:r>
+      <w:r>
+        <w:t xml:space="preserve"> and </w:t>
+      </w:r>
+      <w:r>
+        <w:rPr>
+          <w:rFonts w:ascii="Consolas" w:hAnsi="Consolas"/>
+          <w:sz w:val="19"/>
+        </w:rPr>
+        <w:t>https://enrollment.manage.microsoft.com</w:t>
+      </w:r>
+      <w:r>
+        <w:t xml:space="preserve">. </w:t>
+      </w:r>
+      <w:r>
+        <w:rPr>
+          <w:b/>
+        </w:rPr>
+        <w:t>Implement:</w:t>
+      </w:r>
+      <w:r>
+        <w:t xml:space="preserve"> Allow Microsoft's published Office 365/Intune URL &amp; IP ranges through proxy/firewall.</w:t>
+      </w:r>
+    </w:p>
+    <w:p>
+      <w:r>
+        <w:t>__________________________________________________</w:t>
+      </w:r>
+    </w:p>
+    <w:p>
+      <w:r>
+        <w:rPr>
+          <w:b/>
+        </w:rPr>
+        <w:t>The standard deployment model (all solutions):</w:t>
+      </w:r>
+      <w:r>
+        <w:t xml:space="preserve"> </w:t>
+      </w:r>
+      <w:r>
+        <w:rPr>
+          <w:b/>
+        </w:rPr>
+        <w:t>Assess → Configure → Pilot → Validate → Expand.</w:t>
+      </w:r>
+    </w:p>
+    <w:p>
+      <w:pPr>
+        <w:pStyle w:val="Heading1"/>
+      </w:pPr>
+      <w:r>
+        <w:t>3. Implementation Guide — iOS Lock-Down Profile for Shared &amp; Corporate iPhones</w:t>
+      </w:r>
+    </w:p>
+    <w:p>
+      <w:r>
+        <w:t xml:space="preserve">Follow these steps </w:t>
+      </w:r>
+      <w:r>
+        <w:rPr>
+          <w:b/>
+        </w:rPr>
+        <w:t>in order</w:t>
+      </w:r>
+      <w:r>
+        <w:t xml:space="preserve">. The *why* lives in the Solution Overview; the steps below are short and exact so you can </w:t>
+      </w:r>
+      <w:r>
+        <w:rPr>
+          <w:b/>
+        </w:rPr>
+        <w:t>click to implement</w:t>
+      </w:r>
+      <w:r>
+        <w:t xml:space="preserve">. You will stand up </w:t>
+      </w:r>
+      <w:r>
+        <w:rPr>
+          <w:b/>
+        </w:rPr>
+        <w:t>two provisioning models</w:t>
+      </w:r>
+      <w:r>
+        <w:t xml:space="preserve"> — a </w:t>
+      </w:r>
+      <w:r>
+        <w:rPr>
+          <w:b/>
+        </w:rPr>
+        <w:t>shared</w:t>
+      </w:r>
+      <w:r>
+        <w:t xml:space="preserve"> no-user-affinity, locked-down phone and a </w:t>
+      </w:r>
+      <w:r>
+        <w:rPr>
+          <w:b/>
+        </w:rPr>
+        <w:t>corporate</w:t>
+      </w:r>
+      <w:r>
+        <w:t xml:space="preserve"> user-affinity, lighter phone — from one Apple connection. Pilot first: </w:t>
+      </w:r>
+      <w:r>
+        <w:rPr>
+          <w:b/>
+        </w:rPr>
+        <w:t>Assess → Configure → Pilot → Validate → Expand.</w:t>
+      </w:r>
+    </w:p>
+    <w:p>
+      <w:r>
+        <w:t>Consoles used:</w:t>
+      </w:r>
+    </w:p>
+    <w:p>
+      <w:pPr>
+        <w:pStyle w:val="ListBullet"/>
+      </w:pPr>
+      <w:r>
+        <w:rPr>
+          <w:b/>
+        </w:rPr>
+        <w:t>Microsoft Intune admin center</w:t>
+      </w:r>
+      <w:r>
+        <w:t xml:space="preserve"> — </w:t>
+      </w:r>
+      <w:r>
+        <w:rPr>
+          <w:rFonts w:ascii="Consolas" w:hAnsi="Consolas"/>
+          <w:sz w:val="19"/>
+        </w:rPr>
+        <w:t>https://intune.microsoft.com</w:t>
+      </w:r>
+    </w:p>
+    <w:p>
+      <w:pPr>
+        <w:pStyle w:val="ListBullet"/>
+      </w:pPr>
+      <w:r>
+        <w:rPr>
+          <w:b/>
+        </w:rPr>
+        <w:t>Microsoft Entra admin center</w:t>
+      </w:r>
+      <w:r>
+        <w:t xml:space="preserve"> — </w:t>
+      </w:r>
+      <w:r>
+        <w:rPr>
+          <w:rFonts w:ascii="Consolas" w:hAnsi="Consolas"/>
+          <w:sz w:val="19"/>
+        </w:rPr>
+        <w:t>https://entra.microsoft.com</w:t>
+      </w:r>
+    </w:p>
+    <w:p>
+      <w:pPr>
+        <w:pStyle w:val="ListBullet"/>
+      </w:pPr>
+      <w:r>
+        <w:rPr>
+          <w:b/>
+        </w:rPr>
+        <w:t>Apple Business Manager (ABM)</w:t>
+      </w:r>
+      <w:r>
+        <w:t xml:space="preserve"> — </w:t>
+      </w:r>
+      <w:r>
+        <w:rPr>
+          <w:rFonts w:ascii="Consolas" w:hAnsi="Consolas"/>
+          <w:sz w:val="19"/>
+        </w:rPr>
         <w:t>https://business.apple.com</w:t>
       </w:r>
     </w:p>
@@ -3966,6 +4150,18 @@
           <w:color w:val="2E86C1"/>
         </w:rPr>
         <w:t>Prefer automation? Run IOSLD-Set-DeviceGroupTargeting.ps1 to create both groups as dynamic device groups whose rules match phones by their ADE enrollment profile name (Steps 4 and 5), so each phone joins the correct group automatically the moment it enrolls.</w:t>
+      </w:r>
+    </w:p>
+    <w:p>
+      <w:pPr>
+        <w:ind w:left="432"/>
+      </w:pPr>
+      <w:r>
+        <w:rPr>
+          <w:i/>
+          <w:color w:val="2E86C1"/>
+        </w:rPr>
+        <w:t>Shared group targeted by a security group — make it Assigned and add the Intune Provisioning Client as Owner (enrollment-time grouping). For the shared provisioning model, when iOS – Shared Devices is an Assigned security group (the deterministic model created in step 1 above), add the Intune Provisioning Client first-party service principal — AppId f1346770-5b25-470b-88bd-d5744ab7952c, in many tenants displayed as Intune Autopilot ConfidentialClient — as an Owner of the group. In Entra: Groups → iOS – Shared Devices → Owners → Add owners, and search by that AppId (match by AppId, not the display name, which varies by tenant). Enrollment-time device grouping works by this principal *owning* the Assigned group — without the owner the group stays empty at enrollment and none of the shared-device lock-down profiles or apps deploy. The group must be Assigned, never Dynamic, for this mechanism. This is the same first-party principal and mechanism Windows Autopilot device preparation uses. Verify the owner is present before each pilot. *(If the principal isn't present in the tenant, open the Intune portal once as Global Administrator to provision it, then add it as owner.)*</w:t>
       </w:r>
     </w:p>
     <w:p>
@@ -7782,6 +7978,229 @@
                 <w:b/>
               </w:rPr>
               <w:t>Sync</w:t>
+            </w:r>
+          </w:p>
+        </w:tc>
+      </w:tr>
+    </w:tbl>
+    <w:p>
+      <w:pPr>
+        <w:pStyle w:val="Heading2"/>
+      </w:pPr>
+      <w:r>
+        <w:t>B2. Shared device group empty after enrollment (no shared-device profiles or apps deploy)</w:t>
+      </w:r>
+    </w:p>
+    <w:tbl>
+      <w:tblPr>
+        <w:tblStyle w:val="LightGrid-Accent1"/>
+        <w:tblW w:type="auto" w:w="0"/>
+        <w:tblLook w:firstColumn="1" w:firstRow="1" w:lastColumn="0" w:lastRow="0" w:noHBand="0" w:noVBand="1" w:val="04A0"/>
+      </w:tblPr>
+      <w:tblGrid>
+        <w:gridCol w:w="2880"/>
+        <w:gridCol w:w="2880"/>
+        <w:gridCol w:w="2880"/>
+      </w:tblGrid>
+      <w:tr>
+        <w:tc>
+          <w:tcPr>
+            <w:tcW w:type="dxa" w:w="2880"/>
+          </w:tcPr>
+          <w:p>
+            <w:r>
+              <w:rPr>
+                <w:b/>
+              </w:rPr>
+              <w:t>Symptom</w:t>
+            </w:r>
+          </w:p>
+        </w:tc>
+        <w:tc>
+          <w:tcPr>
+            <w:tcW w:type="dxa" w:w="2880"/>
+          </w:tcPr>
+          <w:p>
+            <w:r>
+              <w:rPr>
+                <w:b/>
+              </w:rPr>
+              <w:t>Cause</w:t>
+            </w:r>
+          </w:p>
+        </w:tc>
+        <w:tc>
+          <w:tcPr>
+            <w:tcW w:type="dxa" w:w="2880"/>
+          </w:tcPr>
+          <w:p>
+            <w:r>
+              <w:rPr>
+                <w:b/>
+              </w:rPr>
+              <w:t>Remediation</w:t>
+            </w:r>
+          </w:p>
+        </w:tc>
+      </w:tr>
+      <w:tr>
+        <w:tc>
+          <w:tcPr>
+            <w:tcW w:type="dxa" w:w="2880"/>
+          </w:tcPr>
+          <w:p>
+            <w:r>
+              <w:rPr>
+                <w:rFonts w:ascii="Consolas" w:hAnsi="Consolas"/>
+                <w:sz w:val="19"/>
+              </w:rPr>
+              <w:t>iOS – Shared Devices</w:t>
+            </w:r>
+            <w:r>
+              <w:t xml:space="preserve"> is empty after phones enroll; no shared lock-down/kiosk/compliance profiles or apps deploy</w:t>
+            </w:r>
+          </w:p>
+        </w:tc>
+        <w:tc>
+          <w:tcPr>
+            <w:tcW w:type="dxa" w:w="2880"/>
+          </w:tcPr>
+          <w:p>
+            <w:r>
+              <w:t xml:space="preserve">The group is </w:t>
+            </w:r>
+            <w:r>
+              <w:rPr>
+                <w:b/>
+              </w:rPr>
+              <w:t>Assigned</w:t>
+            </w:r>
+            <w:r>
+              <w:t xml:space="preserve"> but the </w:t>
+            </w:r>
+            <w:r>
+              <w:rPr>
+                <w:b/>
+              </w:rPr>
+              <w:t>Intune Provisioning Client</w:t>
+            </w:r>
+            <w:r>
+              <w:t xml:space="preserve"> service principal (</w:t>
+            </w:r>
+            <w:r>
+              <w:rPr>
+                <w:b/>
+              </w:rPr>
+              <w:t>AppId `f1346770-5b25-470b-88bd-d5744ab7952c`</w:t>
+            </w:r>
+            <w:r>
+              <w:t xml:space="preserve">, often shown as </w:t>
+            </w:r>
+            <w:r>
+              <w:rPr>
+                <w:rFonts w:ascii="Consolas" w:hAnsi="Consolas"/>
+                <w:sz w:val="19"/>
+              </w:rPr>
+              <w:t>Intune Autopilot ConfidentialClient</w:t>
+            </w:r>
+            <w:r>
+              <w:t xml:space="preserve">) is </w:t>
+            </w:r>
+            <w:r>
+              <w:rPr>
+                <w:b/>
+              </w:rPr>
+              <w:t>not an Owner</w:t>
+            </w:r>
+            <w:r>
+              <w:t xml:space="preserve"> of it, so enrollment-time device grouping can't populate it</w:t>
+            </w:r>
+          </w:p>
+        </w:tc>
+        <w:tc>
+          <w:tcPr>
+            <w:tcW w:type="dxa" w:w="2880"/>
+          </w:tcPr>
+          <w:p>
+            <w:r>
+              <w:t xml:space="preserve">Entra → </w:t>
+            </w:r>
+            <w:r>
+              <w:rPr>
+                <w:b/>
+              </w:rPr>
+              <w:t>Groups → `iOS – Shared Devices` → Owners → Add owners</w:t>
+            </w:r>
+            <w:r>
+              <w:t xml:space="preserve">, search by that </w:t>
+            </w:r>
+            <w:r>
+              <w:rPr>
+                <w:b/>
+              </w:rPr>
+              <w:t>AppId</w:t>
+            </w:r>
+            <w:r>
+              <w:t xml:space="preserve"> (not the display name), then re-enroll a pilot device. The group must be </w:t>
+            </w:r>
+            <w:r>
+              <w:rPr>
+                <w:b/>
+              </w:rPr>
+              <w:t>Assigned</w:t>
+            </w:r>
+            <w:r>
+              <w:t>, not Dynamic, for this mechanism (same principal Windows Autopilot device preparation uses). If the principal is missing, open the Intune portal once as Global Administrator to provision it, then add it as owner</w:t>
+            </w:r>
+          </w:p>
+        </w:tc>
+      </w:tr>
+      <w:tr>
+        <w:tc>
+          <w:tcPr>
+            <w:tcW w:type="dxa" w:w="2880"/>
+          </w:tcPr>
+          <w:p>
+            <w:r>
+              <w:t xml:space="preserve">Using a </w:t>
+            </w:r>
+            <w:r>
+              <w:rPr>
+                <w:b/>
+              </w:rPr>
+              <w:t>dynamic</w:t>
+            </w:r>
+            <w:r>
+              <w:t xml:space="preserve"> shared group instead</w:t>
+            </w:r>
+          </w:p>
+        </w:tc>
+        <w:tc>
+          <w:tcPr>
+            <w:tcW w:type="dxa" w:w="2880"/>
+          </w:tcPr>
+          <w:p>
+            <w:r>
+              <w:t>Owner not applicable for dynamic groups</w:t>
+            </w:r>
+          </w:p>
+        </w:tc>
+        <w:tc>
+          <w:tcPr>
+            <w:tcW w:type="dxa" w:w="2880"/>
+          </w:tcPr>
+          <w:p>
+            <w:r>
+              <w:t xml:space="preserve">Confirm the membership rule matches the ADE </w:t>
+            </w:r>
+            <w:r>
+              <w:rPr>
+                <w:b/>
+              </w:rPr>
+              <w:t>enrollment profile name</w:t>
+            </w:r>
+            <w:r>
+              <w:t xml:space="preserve"> (Section A, "Phone in the wrong group")</w:t>
             </w:r>
           </w:p>
         </w:tc>
@@ -9300,7 +9719,7 @@
         <w:t>How to run:</w:t>
       </w:r>
       <w:r>
-        <w:t xml:space="preserve"> Install-Module Microsoft.Graph -Scope CurrentUser   # once # Preview (no changes — default): .\IOSLD-Remediation.ps1 # Clear the primary user from a shared phone (make it truly shared): .\IOSLD-Remediation.ps1 -WhatIf:$false -ClearPrimaryUser -DeviceName "SHARED-IPHONE-01" # Request a device sync (re-evaluate policy): .\IOSLD-Remediation.ps1 -WhatIf:$false -Sync -DeviceName "IPHONE-07"</w:t>
+        <w:t xml:space="preserve"> Install-Module Microsoft.Graph -Scope CurrentUser   # once Preview (no changes — default): .\IOSLD-Remediation.ps1 Clear the primary user from a shared phone (make it truly shared): .\IOSLD-Remediation.ps1 -WhatIf:$false -ClearPrimaryUser -DeviceName "SHARED-IPHONE-01" Request a device sync (re-evaluate policy): .\IOSLD-Remediation.ps1 -WhatIf:$false -Sync -DeviceName "IPHONE-07"</w:t>
       </w:r>
     </w:p>
     <w:p>
